--- a/PA26-1135-U-A/PA26-1135-U-A-权利要求书-铰接下沉从权.docx
+++ b/PA26-1135-U-A/PA26-1135-U-A-权利要求书-铰接下沉从权.docx
@@ -5,7 +5,6 @@
     <w:p>
       <w:pPr>
         <w:spacing w:line="360" w:lineRule="auto"/>
-        <w:ind w:firstLine="0"/>
       </w:pPr>
       <w:r>
         <w:rPr>
@@ -19,7 +18,6 @@
     <w:p>
       <w:pPr>
         <w:spacing w:line="360" w:lineRule="auto"/>
-        <w:ind w:firstLine="0"/>
       </w:pPr>
       <w:r>
         <w:rPr>
@@ -32,7 +30,6 @@
     <w:p>
       <w:pPr>
         <w:spacing w:line="360" w:lineRule="auto"/>
-        <w:ind w:firstLine="0"/>
       </w:pPr>
       <w:r>
         <w:rPr>
@@ -46,7 +43,6 @@
     <w:p>
       <w:pPr>
         <w:spacing w:line="360" w:lineRule="auto"/>
-        <w:ind w:firstLine="0"/>
       </w:pPr>
       <w:r>
         <w:rPr>
@@ -59,7 +55,6 @@
     <w:p>
       <w:pPr>
         <w:spacing w:line="360" w:lineRule="auto"/>
-        <w:ind w:firstLine="0"/>
       </w:pPr>
       <w:r>
         <w:rPr>
@@ -73,7 +68,6 @@
     <w:p>
       <w:pPr>
         <w:spacing w:line="360" w:lineRule="auto"/>
-        <w:ind w:firstLine="0"/>
       </w:pPr>
       <w:r>
         <w:rPr>
@@ -86,7 +80,6 @@
     <w:p>
       <w:pPr>
         <w:spacing w:line="360" w:lineRule="auto"/>
-        <w:ind w:firstLine="0"/>
       </w:pPr>
       <w:r>
         <w:rPr>
@@ -100,7 +93,6 @@
     <w:p>
       <w:pPr>
         <w:spacing w:line="360" w:lineRule="auto"/>
-        <w:ind w:firstLine="0"/>
       </w:pPr>
       <w:r>
         <w:rPr>
@@ -113,7 +105,6 @@
     <w:p>
       <w:pPr>
         <w:spacing w:line="360" w:lineRule="auto"/>
-        <w:ind w:firstLine="0"/>
       </w:pPr>
       <w:r>
         <w:rPr>
@@ -127,7 +118,6 @@
     <w:p>
       <w:pPr>
         <w:spacing w:line="360" w:lineRule="auto"/>
-        <w:ind w:firstLine="0"/>
       </w:pPr>
       <w:r>
         <w:rPr>
@@ -140,7 +130,6 @@
     <w:p>
       <w:pPr>
         <w:spacing w:line="360" w:lineRule="auto"/>
-        <w:ind w:firstLine="0"/>
       </w:pPr>
       <w:r>
         <w:rPr>
@@ -154,7 +143,6 @@
     <w:p>
       <w:pPr>
         <w:spacing w:line="360" w:lineRule="auto"/>
-        <w:ind w:firstLine="0"/>
       </w:pPr>
       <w:r>
         <w:rPr>
@@ -167,7 +155,6 @@
     <w:p>
       <w:pPr>
         <w:spacing w:line="360" w:lineRule="auto"/>
-        <w:ind w:firstLine="0"/>
       </w:pPr>
       <w:r>
         <w:rPr>
@@ -181,7 +168,6 @@
     <w:p>
       <w:pPr>
         <w:spacing w:line="360" w:lineRule="auto"/>
-        <w:ind w:firstLine="0"/>
       </w:pPr>
       <w:r>
         <w:rPr>
@@ -194,7 +180,6 @@
     <w:p>
       <w:pPr>
         <w:spacing w:line="360" w:lineRule="auto"/>
-        <w:ind w:firstLine="0"/>
       </w:pPr>
       <w:r>
         <w:rPr>
@@ -208,7 +193,6 @@
     <w:p>
       <w:pPr>
         <w:spacing w:line="360" w:lineRule="auto"/>
-        <w:ind w:firstLine="0"/>
       </w:pPr>
       <w:r>
         <w:rPr>
@@ -221,7 +205,6 @@
     <w:p>
       <w:pPr>
         <w:spacing w:line="360" w:lineRule="auto"/>
-        <w:ind w:firstLine="0"/>
       </w:pPr>
       <w:r>
         <w:rPr>
@@ -229,13 +212,12 @@
           <w:b w:val="0"/>
           <w:sz w:val="24"/>
         </w:rPr>
-        <w:t>8. 根据权利要求3所述的便携式丸料收集装置，其特征在于，所述刮板朝向所述接料槽的敞口内侧倾斜设置，倾斜角度为30°。</w:t>
+        <w:t>8. 根据权利要求3所述的便携式丸料收集装置，其特征在于，所述车架与所述刮板的连接位置设有长腰孔，所述长腰孔内穿设有螺栓，通过调节所述螺栓的位置，能够调整所述刮板与所述滚筒永磁铁的贴合程度。</w:t>
       </w:r>
     </w:p>
     <w:p>
       <w:pPr>
         <w:spacing w:line="360" w:lineRule="auto"/>
-        <w:ind w:firstLine="0"/>
       </w:pPr>
       <w:r>
         <w:rPr>
@@ -248,7 +230,6 @@
     <w:p>
       <w:pPr>
         <w:spacing w:line="360" w:lineRule="auto"/>
-        <w:ind w:firstLine="0"/>
       </w:pPr>
       <w:r>
         <w:rPr>
@@ -256,13 +237,12 @@
           <w:b w:val="0"/>
           <w:sz w:val="24"/>
         </w:rPr>
-        <w:t>9. 根据权利要求3所述的便携式丸料收集装置，其特征在于，所述车架与所述刮板的连接位置设有长腰孔，所述长腰孔内穿设有螺栓，通过调节所述螺栓的位置，能够调整所述刮板与所述滚筒永磁铁的贴合程度。</w:t>
+        <w:t>9. 根据权利要求1所述的便携式丸料收集装置，其特征在于，所述接料槽的敞口的面积大于所述接料槽的槽底的面积，所述接料槽的侧壁自所述敞口向所述槽底倾斜收拢；所述接料槽的两个侧壁上分别设有向外伸出的销轴，所述接料槽的敞口朝上时，两个所述销轴分别搭接在所述车架上。</w:t>
       </w:r>
     </w:p>
     <w:p>
       <w:pPr>
         <w:spacing w:line="360" w:lineRule="auto"/>
-        <w:ind w:firstLine="0"/>
       </w:pPr>
       <w:r>
         <w:rPr>
@@ -275,7 +255,6 @@
     <w:p>
       <w:pPr>
         <w:spacing w:line="360" w:lineRule="auto"/>
-        <w:ind w:firstLine="0"/>
       </w:pPr>
       <w:r>
         <w:rPr>
@@ -283,40 +262,12 @@
           <w:b w:val="0"/>
           <w:sz w:val="24"/>
         </w:rPr>
-        <w:t>10. 根据权利要求1所述的便携式丸料收集装置，其特征在于，所述接料槽的敞口的面积大于所述接料槽的槽底的面积，所述接料槽的侧壁自所述敞口向所述槽底倾斜收拢；所述接料槽的两个侧壁上分别设有向外伸出的销轴，所述接料槽的敞口朝上时，两个所述销轴分别搭接在所述车架上。</w:t>
+        <w:t>10. 根据权利要求1所述的便携式丸料收集装置，其特征在于，所述推车还包括推手和支腿；所述推手固定连接在所述车架的一端；所述支腿固定连接在所述车架的靠近所述推手的一端的底部；所述接料槽位于所述滚筒永磁铁与所述车架的远离所述推手的一端之间。</w:t>
       </w:r>
     </w:p>
     <w:p>
       <w:pPr>
         <w:spacing w:line="360" w:lineRule="auto"/>
-        <w:ind w:firstLine="0"/>
-      </w:pPr>
-      <w:r>
-        <w:rPr>
-          <w:rFonts w:ascii="宋体" w:hAnsi="宋体" w:eastAsia="宋体"/>
-          <w:b w:val="0"/>
-          <w:sz w:val="24"/>
-        </w:rPr>
-      </w:r>
-    </w:p>
-    <w:p>
-      <w:pPr>
-        <w:spacing w:line="360" w:lineRule="auto"/>
-        <w:ind w:firstLine="0"/>
-      </w:pPr>
-      <w:r>
-        <w:rPr>
-          <w:rFonts w:ascii="宋体" w:hAnsi="宋体" w:eastAsia="宋体"/>
-          <w:b w:val="0"/>
-          <w:sz w:val="24"/>
-        </w:rPr>
-        <w:t>11. 根据权利要求1所述的便携式丸料收集装置，其特征在于，所述推车还包括推手和支腿；所述推手固定连接在所述车架的一端；所述支腿固定连接在所述车架的靠近所述推手的一端的底部；所述接料槽位于所述滚筒永磁铁与所述车架的远离所述推手的一端之间。</w:t>
-      </w:r>
-    </w:p>
-    <w:p>
-      <w:pPr>
-        <w:spacing w:line="360" w:lineRule="auto"/>
-        <w:ind w:firstLine="0"/>
       </w:pPr>
       <w:r>
         <w:rPr>
